--- a/Opgave 2 Concurreren met zekerheid/Opgave 2 Concurreren met zekerheid – samenvatting.docx
+++ b/Opgave 2 Concurreren met zekerheid/Opgave 2 Concurreren met zekerheid – samenvatting.docx
@@ -21,7 +21,7 @@
     </w:p>
     <w:p>
       <w:pPr>
-        <w:spacing w:after="200"/>
+        <w:spacing w:after="120"/>
         <w:jc w:val="center"/>
       </w:pPr>
       <w:r>
@@ -38,7 +38,7 @@
     </w:p>
     <w:p>
       <w:pPr>
-        <w:spacing w:after="200"/>
+        <w:spacing w:after="60"/>
       </w:pPr>
     </w:p>
     <w:p>
@@ -746,11 +746,6 @@
       </w:pPr>
     </w:p>
     <w:p>
-      <w:r>
-        <w:br w:type="page"/>
-      </w:r>
-    </w:p>
-    <w:p>
       <w:pPr>
         <w:spacing w:after="120" w:before="240"/>
       </w:pPr>
@@ -989,11 +984,6 @@
       </w:pPr>
     </w:p>
     <w:p>
-      <w:r>
-        <w:br w:type="page"/>
-      </w:r>
-    </w:p>
-    <w:p>
       <w:pPr>
         <w:spacing w:after="120" w:before="240"/>
       </w:pPr>
@@ -1190,11 +1180,6 @@
     <w:p>
       <w:pPr>
         <w:spacing w:after="40"/>
-      </w:pPr>
-    </w:p>
-    <w:p>
-      <w:pPr>
-        <w:spacing w:after="100"/>
       </w:pPr>
     </w:p>
     <w:p>

--- a/Opgave 2 Concurreren met zekerheid/Opgave 2 Concurreren met zekerheid – samenvatting.docx
+++ b/Opgave 2 Concurreren met zekerheid/Opgave 2 Concurreren met zekerheid – samenvatting.docx
@@ -4,7 +4,7 @@
   <w:body>
     <w:p>
       <w:pPr>
-        <w:spacing w:after="80"/>
+        <w:spacing w:after="40"/>
         <w:jc w:val="center"/>
       </w:pPr>
       <w:r>
